--- a/_diffusione-opera/RELAZIONE_SUL_PROGETTO.docx
+++ b/_diffusione-opera/RELAZIONE_SUL_PROGETTO.docx
@@ -399,7 +399,7 @@
           <w:sz w:val="24"/>
           <w:szCs w:val="24"/>
         </w:rPr>
-        <w:t xml:space="preserve">Il ramo di lavoro porta ancora oggi il nome di quel file. Milletrecento pagine dopo, il corpus vive su un ramo che si chiama come una lista di cinquantasette nomi.</w:t>
+        <w:t xml:space="preserve">Il ramo di lavoro porta ancora oggi il nome di quel file. Millesettecento pagine dopo, il corpus vive su un ramo che si chiama come una lista di cinquantasette nomi.</w:t>
       </w:r>
     </w:p>
     <w:p>
@@ -1629,7 +1629,7 @@
           <w:sz w:val="24"/>
           <w:szCs w:val="24"/>
         </w:rPr>
-        <w:t xml:space="preserve">1.331 pagine</w:t>
+        <w:t xml:space="preserve">1.755 pagine</w:t>
       </w:r>
       <w:r>
         <w:rPr>
@@ -2088,25 +2088,99 @@
           <w:sz w:val="24"/>
           <w:szCs w:val="24"/>
         </w:rPr>
-        <w:t xml:space="preserve">Il corpus </w:t>
-      </w:r>
-      <w:r>
-        <w:rPr>
-          <w:rFonts w:ascii="Barlow Semi Condensed" w:cs="Barlow Semi Condensed" w:eastAsia="Barlow Semi Condensed" w:hAnsi="Barlow Semi Condensed"/>
-          <w:b/>
-          <w:bCs/>
-          <w:sz w:val="24"/>
-          <w:szCs w:val="24"/>
-        </w:rPr>
-        <w:t xml:space="preserve">non propone una tesi sul 1978</w:t>
-      </w:r>
-      <w:r>
-        <w:rPr>
-          <w:rFonts w:ascii="Barlow Semi Condensed" w:cs="Barlow Semi Condensed" w:eastAsia="Barlow Semi Condensed" w:hAnsi="Barlow Semi Condensed"/>
-          <w:sz w:val="24"/>
-          <w:szCs w:val="24"/>
-        </w:rPr>
-        <w:t xml:space="preserve">. Non indica alcuna persona come responsabile di reato oltre il giudicato definitivo. Non compila graduatorie di colpa per persone. Non promuove mai la contemporaneità a nesso, né l'appartenenza a un'organizzazione a prova di condotta.</w:t>
+        <w:t xml:space="preserve">Il corpus, </w:t>
+      </w:r>
+      <w:r>
+        <w:rPr>
+          <w:rFonts w:ascii="Barlow Semi Condensed" w:cs="Barlow Semi Condensed" w:eastAsia="Barlow Semi Condensed" w:hAnsi="Barlow Semi Condensed"/>
+          <w:b/>
+          <w:bCs/>
+          <w:sz w:val="24"/>
+          <w:szCs w:val="24"/>
+        </w:rPr>
+        <w:t xml:space="preserve">per tredici dei suoi quattordici Libri</w:t>
+      </w:r>
+      <w:r>
+        <w:rPr>
+          <w:rFonts w:ascii="Barlow Semi Condensed" w:cs="Barlow Semi Condensed" w:eastAsia="Barlow Semi Condensed" w:hAnsi="Barlow Semi Condensed"/>
+          <w:sz w:val="24"/>
+          <w:szCs w:val="24"/>
+        </w:rPr>
+        <w:t xml:space="preserve">, non propone una tesi sul 1978. Non indica alcuna persona come responsabile di reato oltre il giudicato definitivo. Non compila graduatorie di colpa per persone. Non promuove mai la contemporaneità a nesso, né l'appartenenza a un'organizzazione a prova di condotta.</w:t>
+      </w:r>
+    </w:p>
+    <w:p>
+      <w:pPr>
+        <w:spacing w:after="120" w:line="276"/>
+        <w:jc w:val="both"/>
+      </w:pPr>
+      <w:r>
+        <w:rPr>
+          <w:rFonts w:ascii="Barlow Semi Condensed" w:cs="Barlow Semi Condensed" w:eastAsia="Barlow Semi Condensed" w:hAnsi="Barlow Semi Condensed"/>
+          <w:b/>
+          <w:bCs/>
+          <w:sz w:val="24"/>
+          <w:szCs w:val="24"/>
+        </w:rPr>
+        <w:t xml:space="preserve">Il Libro quarto fa eccezione, e la dichiaro qui perché è il punto su cui vi chiedo di misurare la mia buona fede.</w:t>
+      </w:r>
+      <w:r>
+        <w:rPr>
+          <w:rFonts w:ascii="Barlow Semi Condensed" w:cs="Barlow Semi Condensed" w:eastAsia="Barlow Semi Condensed" w:hAnsi="Barlow Semi Condensed"/>
+          <w:sz w:val="24"/>
+          <w:szCs w:val="24"/>
+        </w:rPr>
+        <w:t xml:space="preserve"> È il Dossier maggiore dell'autore, opera anteriore al corpus e conservata per intero anziché riscritta: nella seconda metà congeda la disciplina falsificazionista, adotta una bilancia probabilistica a dieci metodi e ordina secondo il grado di plausibilità del coinvolgimento — </w:t>
+      </w:r>
+      <w:r>
+        <w:rPr>
+          <w:rFonts w:ascii="Barlow Semi Condensed" w:cs="Barlow Semi Condensed" w:eastAsia="Barlow Semi Condensed" w:hAnsi="Barlow Semi Condensed"/>
+          <w:b/>
+          <w:bCs/>
+          <w:sz w:val="24"/>
+          <w:szCs w:val="24"/>
+        </w:rPr>
+        <w:t xml:space="preserve">per categorie di soggetti, non per nomi individuali</w:t>
+      </w:r>
+      <w:r>
+        <w:rPr>
+          <w:rFonts w:ascii="Barlow Semi Condensed" w:cs="Barlow Semi Condensed" w:eastAsia="Barlow Semi Condensed" w:hAnsi="Barlow Semi Condensed"/>
+          <w:sz w:val="24"/>
+          <w:szCs w:val="24"/>
+        </w:rPr>
+        <w:t xml:space="preserve">: i condannati in via definitiva, gli apparati dei depistaggi, i portatori d'interesse esterno. La premessa che apre quelle pagine distingue la plausibilità dalla colpevolezza, ribadisce la presunzione d'innocenza e si vieta di indicare un mandante esterno determinato; la disciplina in copertina registra l'eccezione e la limita a quel solo Libro; il Libro si apre con una nota di raccordo che avverte del cambio di regime.</w:t>
+      </w:r>
+    </w:p>
+    <w:p>
+      <w:pPr>
+        <w:spacing w:after="120" w:line="276"/>
+        <w:jc w:val="both"/>
+      </w:pPr>
+      <w:r>
+        <w:rPr>
+          <w:rFonts w:ascii="Barlow Semi Condensed" w:cs="Barlow Semi Condensed" w:eastAsia="Barlow Semi Condensed" w:hAnsi="Barlow Semi Condensed"/>
+          <w:sz w:val="24"/>
+          <w:szCs w:val="24"/>
+        </w:rPr>
+        <w:t xml:space="preserve">Ho scelto di </w:t>
+      </w:r>
+      <w:r>
+        <w:rPr>
+          <w:rFonts w:ascii="Barlow Semi Condensed" w:cs="Barlow Semi Condensed" w:eastAsia="Barlow Semi Condensed" w:hAnsi="Barlow Semi Condensed"/>
+          <w:b/>
+          <w:bCs/>
+          <w:sz w:val="24"/>
+          <w:szCs w:val="24"/>
+        </w:rPr>
+        <w:t xml:space="preserve">conservare quel testo com'era, e non di piegarlo alla disciplina degli altri tredici</w:t>
+      </w:r>
+      <w:r>
+        <w:rPr>
+          <w:rFonts w:ascii="Barlow Semi Condensed" w:cs="Barlow Semi Condensed" w:eastAsia="Barlow Semi Condensed" w:hAnsi="Barlow Semi Condensed"/>
+          <w:sz w:val="24"/>
+          <w:szCs w:val="24"/>
+        </w:rPr>
+        <w:t xml:space="preserve">: la ragione è la stessa per cui non riscrivo in silenzio gli errori che trovo. Resta una scelta discutibile, e la sottopongo per prima al vostro giudizio.</w:t>
       </w:r>
     </w:p>
     <w:p>

--- a/_diffusione-opera/RELAZIONE_SUL_PROGETTO.docx
+++ b/_diffusione-opera/RELAZIONE_SUL_PROGETTO.docx
@@ -1629,7 +1629,7 @@
           <w:sz w:val="24"/>
           <w:szCs w:val="24"/>
         </w:rPr>
-        <w:t xml:space="preserve">1.755 pagine</w:t>
+        <w:t xml:space="preserve">1.762 pagine</w:t>
       </w:r>
       <w:r>
         <w:rPr>

--- a/_diffusione-opera/RELAZIONE_SUL_PROGETTO.docx
+++ b/_diffusione-opera/RELAZIONE_SUL_PROGETTO.docx
@@ -44,6 +44,60 @@
           <w:szCs w:val="24"/>
         </w:rPr>
         <w:t xml:space="preserve">Documento di accompagnamento alla proposta rivolta al Centro documentazione Archivio «Flamigni» ETS. Redatto il 26 agosto 2026.</w:t>
+      </w:r>
+    </w:p>
+    <w:p>
+      <w:pPr>
+        <w:pBdr>
+          <w:bottom w:val="single" w:color="999999" w:sz="6" w:space="1"/>
+        </w:pBdr>
+        <w:spacing w:after="80"/>
+      </w:pPr>
+    </w:p>
+    <w:p>
+      <w:pPr>
+        <w:pBdr>
+          <w:left w:val="single" w:color="1F3864" w:sz="18" w:space="8"/>
+        </w:pBdr>
+        <w:spacing w:after="80" w:before="80"/>
+        <w:ind w:left="360" w:right="360"/>
+        <w:jc w:val="both"/>
+      </w:pPr>
+      <w:r>
+        <w:rPr>
+          <w:rFonts w:ascii="Barlow Semi Condensed" w:cs="Barlow Semi Condensed" w:eastAsia="Barlow Semi Condensed" w:hAnsi="Barlow Semi Condensed"/>
+          <w:b/>
+          <w:bCs/>
+          <w:sz w:val="24"/>
+          <w:szCs w:val="24"/>
+        </w:rPr>
+        <w:t xml:space="preserve">Deposito pubblico.</w:t>
+      </w:r>
+      <w:r>
+        <w:rPr>
+          <w:rFonts w:ascii="Barlow Semi Condensed" w:cs="Barlow Semi Condensed" w:eastAsia="Barlow Semi Condensed" w:hAnsi="Barlow Semi Condensed"/>
+          <w:sz w:val="24"/>
+          <w:szCs w:val="24"/>
+        </w:rPr>
+        <w:t xml:space="preserve"> L'opera è depositata e citabile all'indirizzo </w:t>
+      </w:r>
+      <w:r>
+        <w:rPr>
+          <w:rFonts w:ascii="Barlow Semi Condensed" w:cs="Barlow Semi Condensed" w:eastAsia="Barlow Semi Condensed" w:hAnsi="Barlow Semi Condensed"/>
+          <w:b/>
+          <w:bCs/>
+          <w:sz w:val="24"/>
+          <w:szCs w:val="24"/>
+        </w:rPr>
+        <w:t xml:space="preserve">{{DOI}}</w:t>
+      </w:r>
+      <w:r>
+        <w:rPr>
+          <w:rFonts w:ascii="Barlow Semi Condensed" w:cs="Barlow Semi Condensed" w:eastAsia="Barlow Semi Condensed" w:hAnsi="Barlow Semi Condensed"/>
+          <w:sz w:val="24"/>
+          <w:szCs w:val="24"/>
+        </w:rPr>
+        <w:t xml:space="preserve">. Il manifesto delle impronte SHA-256 consente di verificare che i file ricevuti siano quelli depositati.</w:t>
       </w:r>
     </w:p>
     <w:p>
